--- a/companies/ashcombe-advisory/Firm/Firm Overview 2023 v3.docx
+++ b/companies/ashcombe-advisory/Firm/Firm Overview 2023 v3.docx
@@ -7,12 +7,17 @@
         <w:pStyle w:val="Heading1"/>
       </w:pPr>
       <w:r>
-        <w:t>Firm Overview</w:t>
+        <w:t>About Ashcombe Advisory Partners</w:t>
       </w:r>
     </w:p>
     <w:p>
       <w:r>
-        <w:t>Ashcombe Advisory Partners is a corporate communications and investor relations advisory. We started the firm in 2014 to help management teams say the things that matter about their companies clearly, and to say them at the moment that serves the company best. Our clients sit in the middle of the market, some already public and some working toward it, and they tend to come to us when an ordinary stretch turns into one that will invite questions.</w:t>
+        <w:t>Ashcombe Advisory Partners is a corporate communications and investor relations advisory. We work with mid-market public companies, and with private companies preparing to become public, on how they position themselves, how they announce the things that matter, and how they look after the reputation they have built.</w:t>
+      </w:r>
+    </w:p>
+    <w:p>
+      <w:r>
+        <w:t>Companies tend to come to us at a point where what they say, and the order in which they say it, carries real consequence. We help them settle the substance before the wording, and we stay close through the announcement itself and the questions that arrive in the hours after it.</w:t>
       </w:r>
     </w:p>
     <w:p>
@@ -20,17 +25,60 @@
         <w:pStyle w:val="Heading2"/>
       </w:pPr>
       <w:r>
-        <w:t>Our practice</w:t>
+        <w:t>What clients engage us to do</w:t>
       </w:r>
     </w:p>
     <w:p>
       <w:r>
-        <w:t>Most of our work falls into three related lines, and a given engagement usually draws on more than one of them. The first is positioning: helping a company agree how it describes itself and then keeping that description steady through a year that will test it. The second is announcement management, the ordering of earnings, financings, leadership changes, and transactions, so that each one lands as it was meant to and in the sequence that makes sense of it.</w:t>
+        <w:t>Most of our engagements draw on more than one of the services described below, and the scope of each is agreed with the client at the outset. The descriptions are indicative, and we expect the shape of any particular engagement to be settled in conversation.</w:t>
       </w:r>
     </w:p>
     <w:p>
+      <w:pPr>
+        <w:pStyle w:val="ListBullet"/>
+      </w:pPr>
       <w:r>
-        <w:t>The third line is the slower work of reputation. In the quiet stretches we help a company build a store of trust, and on the harder days we help it spend that store carefully. Much of this happens well before it is visibly needed, so that a difficult question meets a considered answer instead of an improvised one.</w:t>
+        <w:t>Corporate positioning: a single, defensible account of a company's strategy and prospects, written so that management, the board, and the investor materials can hold to it consistently.</w:t>
+      </w:r>
+    </w:p>
+    <w:p>
+      <w:pPr>
+        <w:pStyle w:val="ListBullet"/>
+      </w:pPr>
+      <w:r>
+        <w:t>Investor relations: earnings materials, management talking points, outreach to analysts and investors, and the preparation that comes before a call or a meeting with the investment community.</w:t>
+      </w:r>
+    </w:p>
+    <w:p>
+      <w:pPr>
+        <w:pStyle w:val="ListBullet"/>
+      </w:pPr>
+      <w:r>
+        <w:t>Announcements: planning, drafting, and coordinating material announcements, including embargo timing, wire distribution, and the work with a client's legal and finance teams that a release day requires.</w:t>
+      </w:r>
+    </w:p>
+    <w:p>
+      <w:pPr>
+        <w:pStyle w:val="ListBullet"/>
+      </w:pPr>
+      <w:r>
+        <w:t>Media relations: preparing a company's dealings with the business and trade press, from briefings and interviews to the handling of inbound inquiries.</w:t>
+      </w:r>
+    </w:p>
+    <w:p>
+      <w:pPr>
+        <w:pStyle w:val="ListBullet"/>
+      </w:pPr>
+      <w:r>
+        <w:t>Coverage monitoring: following press, online, and social coverage on a client's behalf, with short briefing notes for management ahead of calls and meetings.</w:t>
+      </w:r>
+    </w:p>
+    <w:p>
+      <w:pPr>
+        <w:pStyle w:val="ListBullet"/>
+      </w:pPr>
+      <w:r>
+        <w:t>Crisis and reputation counsel: advice when a matter becomes public before a company is ready to speak to it, with close attention to what can accurately be said at each stage.</w:t>
       </w:r>
     </w:p>
     <w:p>
@@ -38,12 +86,27 @@
         <w:pStyle w:val="Heading2"/>
       </w:pPr>
       <w:r>
-        <w:t>The companies we advise</w:t>
+        <w:t>Examples of our work</w:t>
       </w:r>
     </w:p>
     <w:p>
       <w:r>
-        <w:t>Our clients are mid-market companies, some already public and some working toward it, across a range of industries. What they share is less a sector than a moment: a result that surprised the market, a decision that will draw scrutiny, or a story that has begun to drift from the facts. We tend to be most useful when the stakes are high and no one in the room is quite sure what to say next.</w:t>
+        <w:t>We describe client work in this overview only after it has concluded, and only with the agreement of the client concerned. The engagements below are offered as illustrations of the range of the practice; they are not a full account of the companies we have advised.</w:t>
+      </w:r>
+    </w:p>
+    <w:p>
+      <w:r>
+        <w:t>Our work for Barrera Group concerned its corporate positioning. Working with members of its leadership, we arrived at one account of the business and its direction that the company's investor materials and its dealings with the press could both rely on.</w:t>
+      </w:r>
+    </w:p>
+    <w:p>
+      <w:r>
+        <w:t>With Castaneda, Adams and Davis, we ran an investor relations program across successive reporting periods. We prepared earnings materials and talking points, readied the company's spokespeople for analyst calls, and helped it describe its results in consistent terms from one period to the next.</w:t>
+      </w:r>
+    </w:p>
+    <w:p>
+      <w:r>
+        <w:t>We advised Lee, Rice and Adams on crisis communications, working alongside its legal and finance teams so that each statement it issued could be supported by what was known at the time. For Kirby-Taylor, we conducted a media relations program, preparing its executives for interviews and briefings with the business and trade press and managing the inquiries that followed.</w:t>
       </w:r>
     </w:p>
     <w:p>
@@ -51,17 +114,22 @@
         <w:pStyle w:val="Heading2"/>
       </w:pPr>
       <w:r>
-        <w:t>The way we work</w:t>
+        <w:t>How we conduct an engagement</w:t>
       </w:r>
     </w:p>
     <w:p>
       <w:r>
-        <w:t>Our habits are plain and we hold to them. We take in the whole of a situation before advising on any part of it, we keep our own memos short, and we give a client our real opinion, including when it is the uncomfortable one. Plain speech saves time on both sides, and it tends to make the hard conversations shorter when they arrive.</w:t>
+        <w:t>Each engagement opens with a signed engagement letter and a kickoff memo, which together record the scope, the people involved on each side, and the decisions the client reserves to itself. From there the work runs largely by email, in threads that keep a plain record of what was drafted, what was approved, and by whom.</w:t>
       </w:r>
     </w:p>
     <w:p>
       <w:r>
-        <w:t>In practice that can mean preparing an executive for the pointed question no one wants asked on a live call, sequencing an announcement so the right people learn of it in the right order, or reading a company's own drafts the way an outsider will and saying plainly where they are likely to be misread.</w:t>
+        <w:t>Nothing we prepare reaches the market without the client's express approval. We keep formal documents to the few that serve a purpose, and we answer correspondence promptly, since an announcement timeline seldom allows for a slow reply.</w:t>
+      </w:r>
+    </w:p>
+    <w:p>
+      <w:r>
+        <w:t>We are a small firm, and we intend to remain one. The advisors a client meets at the outset are the people who carry the work through to its conclusion, and every relationship has a partner to whom any concern can be taken directly.</w:t>
       </w:r>
     </w:p>
     <w:p>
@@ -69,17 +137,12 @@
         <w:pStyle w:val="Heading2"/>
       </w:pPr>
       <w:r>
-        <w:t>A few engagements</w:t>
+        <w:t>Leadership</w:t>
       </w:r>
     </w:p>
     <w:p>
       <w:r>
-        <w:t>A handful of engagements gives a fair sense of the range, though they are only a sample of our work and not an account of the whole. For Barrera Group, we led a corporate positioning effort, settling how the company described itself and holding that language steady through a demanding year. For Castaneda, Adams and Davis, we ran an investor relations program, coordinating the timing and message of a run of announcements so that each one supported the ones on either side of it.</w:t>
-      </w:r>
-    </w:p>
-    <w:p>
-      <w:r>
-        <w:t>More recently, we advised Lee, Rice and Adams through a period of heightened scrutiny, preparing the difficult answers before they were needed and keeping the company's voice consistent across everyone who spoke for it. For Kirby-Taylor, we shaped the story the company carried into a significant announcement and sequenced the disclosure so that the right audiences heard it in the right order. We offer these as illustrations of how we work, not as a full account of the clients we serve.</w:t>
+        <w:t>The firm is led by Julie Hill, Managing Partner, who reads every client announcement before it is released. She came to advisory work from corporate investor relations, and her first question of any draft is how it will sound to an analyst listening on an earnings call.</w:t>
       </w:r>
     </w:p>
     <w:p>
@@ -87,30 +150,12 @@
         <w:pStyle w:val="Heading2"/>
       </w:pPr>
       <w:r>
-        <w:t>How the firm is set up</w:t>
+        <w:t>Starting a conversation</w:t>
       </w:r>
     </w:p>
     <w:p>
       <w:r>
-        <w:t>We keep the firm deliberately small. A managing partner and a bench of advisors and analysts each carry a few relationships at a time, supported by an operations team that keeps the calendar, the files, and the mailbox in order. Most engagements open with a signed letter and a brief kickoff memo before settling into the daily traffic of email, where the drafting, the routing, and the approvals actually happen.</w:t>
-      </w:r>
-    </w:p>
-    <w:p>
-      <w:r>
-        <w:t>That shape is deliberate, because it keeps us close to the detail of a client's correspondence, which is where most of the judgment lives. A firm our size can give a management team a partner's attention on the messages that matter, rather than passing the sensitive ones down a long chain.</w:t>
-      </w:r>
-    </w:p>
-    <w:p>
-      <w:pPr>
-        <w:pStyle w:val="Heading2"/>
-      </w:pPr>
-      <w:r>
-        <w:t>Speaking with us</w:t>
-      </w:r>
-    </w:p>
-    <w:p>
-      <w:r>
-        <w:t>If any of this speaks to something your company is weighing, the most useful first step is a short conversation before the matter turns urgent. Please write to Julie Hill, our Managing Partner, and we will make the time to talk it through.</w:t>
+        <w:t>We find it most useful to hear from a company early, while there is still time to shape what it will say. The best first step is a short note to Julie Hill describing what lies ahead, and she will arrange an initial conversation with the advisors best placed to help.</w:t>
       </w:r>
     </w:p>
     <w:sectPr>
